--- a/docs/content/ggplot_1/ggplot_1_activity.docx
+++ b/docs/content/ggplot_1/ggplot_1_activity.docx
@@ -5640,13 +5640,285 @@
       </w:r>
     </w:p>
     <w:bookmarkEnd w:id="26"/>
-    <w:bookmarkStart w:id="28" w:name="getting-unstuck"/>
+    <w:bookmarkStart w:id="33" w:name="extension-out-of-class-3040-min"/>
     <w:p>
       <w:pPr>
         <w:pStyle w:val="Heading1"/>
       </w:pPr>
       <w:r>
-        <w:t xml:space="preserve">Getting unstuck</w:t>
+        <w:t xml:space="preserve">Extension — out of class (~30–40 min)</w:t>
+      </w:r>
+    </w:p>
+    <w:p>
+      <w:pPr>
+        <w:pStyle w:val="FirstParagraph"/>
+      </w:pPr>
+      <w:r>
+        <w:rPr>
+          <w:i/>
+          <w:iCs/>
+        </w:rPr>
+        <w:t xml:space="preserve">Turn this in with your worksheet. In class you used one trick at a time</w:t>
+      </w:r>
+      <w:r>
+        <w:rPr>
+          <w:i/>
+          <w:iCs/>
+        </w:rPr>
+        <w:t xml:space="preserve"> </w:t>
+      </w:r>
+      <w:r>
+        <w:rPr>
+          <w:i/>
+          <w:iCs/>
+        </w:rPr>
+        <w:t xml:space="preserve">(colors, facets,</w:t>
+      </w:r>
+      <w:r>
+        <w:rPr>
+          <w:i/>
+          <w:iCs/>
+        </w:rPr>
+        <w:t xml:space="preserve"> </w:t>
+      </w:r>
+      <w:r>
+        <w:rPr>
+          <w:rStyle w:val="VerbatimChar"/>
+          <w:i/>
+          <w:iCs/>
+        </w:rPr>
+        <w:t xml:space="preserve">stat_summary</w:t>
+      </w:r>
+      <w:r>
+        <w:rPr>
+          <w:i/>
+          <w:iCs/>
+        </w:rPr>
+        <w:t xml:space="preserve">). Now you combine two, with choices that are</w:t>
+      </w:r>
+      <w:r>
+        <w:rPr>
+          <w:i/>
+          <w:iCs/>
+        </w:rPr>
+        <w:t xml:space="preserve"> </w:t>
+      </w:r>
+      <w:r>
+        <w:rPr>
+          <w:i/>
+          <w:iCs/>
+        </w:rPr>
+        <w:t xml:space="preserve">yours alone.</w:t>
+      </w:r>
+    </w:p>
+    <w:tbl>
+      <w:tblPr>
+        <w:tblStyle w:val="Table"/>
+        <w:tblLook w:firstRow="0" w:lastRow="0" w:firstColumn="0" w:lastColumn="0" w:noHBand="0" w:noVBand="0" w:val="0000"/>
+        <w:tblBorders>
+          <w:top w:val="single" w:sz="4" w:space="0" w:color="CC1914"/>
+          <w:left w:val="single" w:sz="24" w:space="0" w:color="CC1914"/>
+          <w:bottom w:val="single" w:sz="4" w:space="0" w:color="CC1914"/>
+          <w:right w:val="single" w:sz="4" w:space="0" w:color="CC1914"/>
+        </w:tblBorders>
+        <w:tblCellMar>
+          <w:left w:w="144" w:type="dxa"/>
+          <w:right w:w="144" w:type="dxa"/>
+        </w:tblCellMar>
+        <w:tblLook w:firstRow="0" w:lastRow="0" w:firstColumn="0" w:lastColumn="0" w:noHBand="0" w:noVBand="0" w:val="0000"/>
+      </w:tblPr>
+      <w:tr>
+        <w:trPr>
+          <w:cantSplit/>
+        </w:trPr>
+        <w:tc>
+          <w:tcPr>
+            <w:shd w:color="auto" w:fill="f7dddc" w:val="clear"/>
+            <w:tcMar>
+              <w:top w:w="92" w:type="dxa"/>
+              <w:bottom w:w="92" w:type="dxa"/>
+            </w:tcMar>
+          </w:tcPr>
+          <w:p>
+            <w:pPr>
+              <w:pStyle w:val="BodyText"/>
+            </w:pPr>
+            <w:pPr>
+              <w:spacing w:before="0" w:after="0"/>
+              <w:textAlignment w:val="center"/>
+            </w:pPr>
+            <w:r>
+              <w:drawing>
+                <wp:inline>
+                  <wp:extent cx="152400" cy="152400"/>
+                  <wp:effectExtent b="0" l="0" r="0" t="0"/>
+                  <wp:docPr descr="" title="" id="28" name="Picture"/>
+                  <a:graphic>
+                    <a:graphicData uri="http://schemas.openxmlformats.org/drawingml/2006/picture">
+                      <pic:pic>
+                        <pic:nvPicPr>
+                          <pic:cNvPr descr="/Applications/Positron.app/Contents/Resources/app/quarto/share/formats/docx/important.png" id="29" name="Picture"/>
+                          <pic:cNvPicPr>
+                            <a:picLocks noChangeArrowheads="1" noChangeAspect="1"/>
+                          </pic:cNvPicPr>
+                        </pic:nvPicPr>
+                        <pic:blipFill>
+                          <a:blip r:embed="rId27"/>
+                          <a:stretch>
+                            <a:fillRect/>
+                          </a:stretch>
+                        </pic:blipFill>
+                        <pic:spPr bwMode="auto">
+                          <a:xfrm>
+                            <a:off x="0" y="0"/>
+                            <a:ext cx="152400" cy="152400"/>
+                          </a:xfrm>
+                          <a:prstGeom prst="rect">
+                            <a:avLst/>
+                          </a:prstGeom>
+                          <a:noFill/>
+                          <a:ln w="9525">
+                            <a:noFill/>
+                            <a:headEnd/>
+                            <a:tailEnd/>
+                          </a:ln>
+                        </pic:spPr>
+                      </pic:pic>
+                    </a:graphicData>
+                  </a:graphic>
+                </wp:inline>
+              </w:drawing>
+            </w:r>
+            <w:r>
+              <w:t xml:space="preserve"> </w:t>
+            </w:r>
+            <w:r>
+              <w:t xml:space="preserve"> </w:t>
+            </w:r>
+            <w:r>
+              <w:t xml:space="preserve">Important</w:t>
+            </w:r>
+          </w:p>
+        </w:tc>
+      </w:tr>
+      <w:tr>
+        <w:trPr>
+          <w:cantSplit/>
+        </w:trPr>
+        <w:tc>
+          <w:tcPr>
+            <w:tcMar>
+              <w:top w:w="108" w:type="dxa"/>
+              <w:bottom w:w="108" w:type="dxa"/>
+            </w:tcMar>
+          </w:tcPr>
+          <w:p>
+            <w:pPr>
+              <w:pStyle w:val="BodyText"/>
+            </w:pPr>
+            <w:pPr>
+              <w:spacing w:before="16" w:after="16"/>
+            </w:pPr>
+            <w:r>
+              <w:rPr>
+                <w:b/>
+                <w:bCs/>
+              </w:rPr>
+              <w:t xml:space="preserve">E2 and E3 must be handwritten</w:t>
+            </w:r>
+            <w:r>
+              <w:t xml:space="preserve"> </w:t>
+            </w:r>
+            <w:r>
+              <w:t xml:space="preserve">on paper, photographed, and embedded</w:t>
+            </w:r>
+            <w:r>
+              <w:t xml:space="preserve"> </w:t>
+            </w:r>
+            <w:r>
+              <w:t xml:space="preserve">(</w:t>
+            </w:r>
+            <w:r>
+              <w:rPr>
+                <w:rStyle w:val="VerbatimChar"/>
+              </w:rPr>
+              <w:t xml:space="preserve">![caption](my_photo.jpg)</w:t>
+            </w:r>
+            <w:r>
+              <w:t xml:space="preserve">). Typed answers to E2/E3 get</w:t>
+            </w:r>
+            <w:r>
+              <w:t xml:space="preserve"> </w:t>
+            </w:r>
+            <w:r>
+              <w:rPr>
+                <w:b/>
+                <w:bCs/>
+              </w:rPr>
+              <w:t xml:space="preserve">at most half credit,</w:t>
+            </w:r>
+            <w:r>
+              <w:rPr>
+                <w:b/>
+                <w:bCs/>
+              </w:rPr>
+              <w:t xml:space="preserve"> </w:t>
+            </w:r>
+            <w:r>
+              <w:rPr>
+                <w:b/>
+                <w:bCs/>
+              </w:rPr>
+              <w:t xml:space="preserve">even if correct</w:t>
+            </w:r>
+            <w:r>
+              <w:t xml:space="preserve"> </w:t>
+            </w:r>
+            <w:r>
+              <w:t xml:space="preserve">— I want your own sketch and your own reasoning about</w:t>
+            </w:r>
+            <w:r>
+              <w:t xml:space="preserve"> </w:t>
+            </w:r>
+            <w:r>
+              <w:rPr>
+                <w:i/>
+                <w:iCs/>
+              </w:rPr>
+              <w:t xml:space="preserve">your</w:t>
+            </w:r>
+            <w:r>
+              <w:rPr>
+                <w:i/>
+                <w:iCs/>
+              </w:rPr>
+              <w:t xml:space="preserve"> </w:t>
+            </w:r>
+            <w:r>
+              <w:rPr>
+                <w:i/>
+                <w:iCs/>
+              </w:rPr>
+              <w:t xml:space="preserve">own</w:t>
+            </w:r>
+            <w:r>
+              <w:t xml:space="preserve"> </w:t>
+            </w:r>
+            <w:r>
+              <w:t xml:space="preserve">plot.</w:t>
+            </w:r>
+          </w:p>
+          <w:p/>
+        </w:tc>
+      </w:tr>
+    </w:tbl>
+    <w:bookmarkStart w:id="30" w:name="e1-your-own-combo-plot-4-pts"/>
+    <w:p>
+      <w:pPr>
+        <w:pStyle w:val="Heading2"/>
+      </w:pPr>
+      <w:r>
+        <w:t xml:space="preserve">E1 · Your own combo plot (4 pts)</w:t>
       </w:r>
     </w:p>
     <w:p>
@@ -5662,13 +5934,64 @@
           <w:b/>
           <w:bCs/>
         </w:rPr>
-        <w:t xml:space="preserve">Read the error message out loud.</w:t>
-      </w:r>
-      <w:r>
-        <w:t xml:space="preserve"> </w:t>
-      </w:r>
-      <w:r>
-        <w:t xml:space="preserve">R usually names the line and the problem.</w:t>
+        <w:t xml:space="preserve">Pick your own two colors</w:t>
+      </w:r>
+      <w:r>
+        <w:t xml:space="preserve"> </w:t>
+      </w:r>
+      <w:r>
+        <w:t xml:space="preserve">for</w:t>
+      </w:r>
+      <w:r>
+        <w:t xml:space="preserve"> </w:t>
+      </w:r>
+      <w:r>
+        <w:rPr>
+          <w:rStyle w:val="VerbatimChar"/>
+        </w:rPr>
+        <w:t xml:space="preserve">sunny</w:t>
+      </w:r>
+      <w:r>
+        <w:t xml:space="preserve"> </w:t>
+      </w:r>
+      <w:r>
+        <w:t xml:space="preserve">and</w:t>
+      </w:r>
+      <w:r>
+        <w:t xml:space="preserve"> </w:t>
+      </w:r>
+      <w:r>
+        <w:rPr>
+          <w:rStyle w:val="VerbatimChar"/>
+        </w:rPr>
+        <w:t xml:space="preserve">shady</w:t>
+      </w:r>
+      <w:r>
+        <w:t xml:space="preserve"> </w:t>
+      </w:r>
+      <w:r>
+        <w:t xml:space="preserve">— not</w:t>
+      </w:r>
+      <w:r>
+        <w:t xml:space="preserve"> </w:t>
+      </w:r>
+      <w:r>
+        <w:rPr>
+          <w:rStyle w:val="VerbatimChar"/>
+        </w:rPr>
+        <w:t xml:space="preserve">"goldenrod"</w:t>
+      </w:r>
+      <w:r>
+        <w:t xml:space="preserve">/</w:t>
+      </w:r>
+      <w:r>
+        <w:rPr>
+          <w:rStyle w:val="VerbatimChar"/>
+        </w:rPr>
+        <w:t xml:space="preserve">"forestgreen"</w:t>
+      </w:r>
+      <w:r>
+        <w:t xml:space="preserve">, and not the same pair as your neighbour.</w:t>
       </w:r>
     </w:p>
     <w:p>
@@ -5680,78 +6003,79 @@
         </w:numPr>
       </w:pPr>
       <w:r>
-        <w:rPr>
-          <w:rStyle w:val="VerbatimChar"/>
+        <w:t xml:space="preserve">Build a</w:t>
+      </w:r>
+      <w:r>
+        <w:t xml:space="preserve"> </w:t>
+      </w:r>
+      <w:r>
+        <w:rPr>
           <w:b/>
           <w:bCs/>
         </w:rPr>
-        <w:t xml:space="preserve">%&gt;%</w:t>
-      </w:r>
-      <w:r>
-        <w:rPr>
+        <w:t xml:space="preserve">mean ± SE</w:t>
+      </w:r>
+      <w:r>
+        <w:t xml:space="preserve"> </w:t>
+      </w:r>
+      <w:r>
+        <w:t xml:space="preserve">plot (two</w:t>
+      </w:r>
+      <w:r>
+        <w:t xml:space="preserve"> </w:t>
+      </w:r>
+      <w:r>
+        <w:rPr>
+          <w:rStyle w:val="VerbatimChar"/>
+        </w:rPr>
+        <w:t xml:space="preserve">stat_summary()</w:t>
+      </w:r>
+      <w:r>
+        <w:t xml:space="preserve"> </w:t>
+      </w:r>
+      <w:r>
+        <w:t xml:space="preserve">layers) of</w:t>
+      </w:r>
+      <w:r>
+        <w:t xml:space="preserve"> </w:t>
+      </w:r>
+      <w:r>
+        <w:rPr>
+          <w:rStyle w:val="VerbatimChar"/>
           <w:b/>
           <w:bCs/>
         </w:rPr>
-        <w:t xml:space="preserve"> </w:t>
-      </w:r>
-      <w:r>
-        <w:rPr>
-          <w:b/>
-          <w:bCs/>
-        </w:rPr>
-        <w:t xml:space="preserve">or</w:t>
-      </w:r>
-      <w:r>
-        <w:rPr>
-          <w:b/>
-          <w:bCs/>
-        </w:rPr>
-        <w:t xml:space="preserve"> </w:t>
-      </w:r>
-      <w:r>
-        <w:rPr>
-          <w:rStyle w:val="VerbatimChar"/>
-          <w:b/>
-          <w:bCs/>
-        </w:rPr>
-        <w:t xml:space="preserve">+</w:t>
-      </w:r>
-      <w:r>
-        <w:rPr>
-          <w:b/>
-          <w:bCs/>
-        </w:rPr>
-        <w:t xml:space="preserve">?</w:t>
-      </w:r>
-      <w:r>
-        <w:t xml:space="preserve"> </w:t>
-      </w:r>
-      <w:r>
-        <w:t xml:space="preserve">Data steps use</w:t>
-      </w:r>
-      <w:r>
-        <w:t xml:space="preserve"> </w:t>
-      </w:r>
-      <w:r>
-        <w:rPr>
-          <w:rStyle w:val="VerbatimChar"/>
-        </w:rPr>
-        <w:t xml:space="preserve">%&gt;%</w:t>
-      </w:r>
-      <w:r>
-        <w:t xml:space="preserve">. Plot layers use</w:t>
-      </w:r>
-      <w:r>
-        <w:t xml:space="preserve"> </w:t>
-      </w:r>
-      <w:r>
-        <w:rPr>
-          <w:rStyle w:val="VerbatimChar"/>
-        </w:rPr>
-        <w:t xml:space="preserve">+</w:t>
-      </w:r>
-      <w:r>
-        <w:t xml:space="preserve">. Mixing them is the #1 ggplot error.</w:t>
+        <w:t xml:space="preserve">width_cm</w:t>
+      </w:r>
+      <w:r>
+        <w:t xml:space="preserve"> </w:t>
+      </w:r>
+      <w:r>
+        <w:t xml:space="preserve">by</w:t>
+      </w:r>
+      <w:r>
+        <w:t xml:space="preserve"> </w:t>
+      </w:r>
+      <w:r>
+        <w:rPr>
+          <w:rStyle w:val="VerbatimChar"/>
+        </w:rPr>
+        <w:t xml:space="preserve">side</w:t>
+      </w:r>
+      <w:r>
+        <w:t xml:space="preserve">, using your two colors with</w:t>
+      </w:r>
+      <w:r>
+        <w:t xml:space="preserve"> </w:t>
+      </w:r>
+      <w:r>
+        <w:rPr>
+          <w:rStyle w:val="VerbatimChar"/>
+        </w:rPr>
+        <w:t xml:space="preserve">scale_color_manual()</w:t>
+      </w:r>
+      <w:r>
+        <w:t xml:space="preserve">, raw jittered points behind.</w:t>
       </w:r>
     </w:p>
     <w:p>
@@ -5763,32 +6087,128 @@
         </w:numPr>
       </w:pPr>
       <w:r>
+        <w:t xml:space="preserve">Add</w:t>
+      </w:r>
+      <w:r>
+        <w:t xml:space="preserve"> </w:t>
+      </w:r>
+      <w:r>
+        <w:rPr>
+          <w:rStyle w:val="VerbatimChar"/>
+        </w:rPr>
+        <w:t xml:space="preserve">facet_wrap(~ side)</w:t>
+      </w:r>
+      <w:r>
+        <w:t xml:space="preserve"> </w:t>
+      </w:r>
+      <w:r>
+        <w:t xml:space="preserve">to that same plot — faceting by the variable you already coloured by is a bit redundant; do it anyway and watch what happens to the x-axis.</w:t>
+      </w:r>
+    </w:p>
+    <w:p>
+      <w:pPr>
+        <w:pStyle w:val="FirstParagraph"/>
+      </w:pPr>
+      <w:r>
+        <w:t xml:space="preserve">Save it to</w:t>
+      </w:r>
+      <w:r>
+        <w:t xml:space="preserve"> </w:t>
+      </w:r>
+      <w:r>
+        <w:rPr>
+          <w:rStyle w:val="VerbatimChar"/>
+        </w:rPr>
+        <w:t xml:space="preserve">figures/</w:t>
+      </w:r>
+      <w:r>
+        <w:t xml:space="preserve"> </w:t>
+      </w:r>
+      <w:r>
+        <w:t xml:space="preserve">at</w:t>
+      </w:r>
+      <w:r>
+        <w:t xml:space="preserve"> </w:t>
+      </w:r>
+      <w:r>
+        <w:rPr>
+          <w:rStyle w:val="VerbatimChar"/>
+        </w:rPr>
+        <w:t xml:space="preserve">dpi = 300</w:t>
+      </w:r>
+      <w:r>
+        <w:t xml:space="preserve">. Record the exact R colour names you chose.</w:t>
+      </w:r>
+    </w:p>
+    <w:bookmarkEnd w:id="30"/>
+    <w:bookmarkStart w:id="31" w:name="e2-predict-then-check-by-hand-3-pts"/>
+    <w:p>
+      <w:pPr>
+        <w:pStyle w:val="Heading2"/>
+      </w:pPr>
+      <w:r>
+        <w:t xml:space="preserve">E2 · Predict, then check — ✍️ by hand (3 pts)</w:t>
+      </w:r>
+    </w:p>
+    <w:p>
+      <w:pPr>
+        <w:pStyle w:val="FirstParagraph"/>
+      </w:pPr>
+      <w:r>
         <w:rPr>
           <w:b/>
           <w:bCs/>
         </w:rPr>
-        <w:t xml:space="preserve">Color not showing up?</w:t>
-      </w:r>
-      <w:r>
-        <w:t xml:space="preserve"> </w:t>
-      </w:r>
-      <w:r>
-        <w:t xml:space="preserve">Check that the names inside</w:t>
-      </w:r>
-      <w:r>
-        <w:t xml:space="preserve"> </w:t>
-      </w:r>
-      <w:r>
-        <w:rPr>
-          <w:rStyle w:val="VerbatimChar"/>
-        </w:rPr>
-        <w:t xml:space="preserve">scale_*_manual(values = c(...))</w:t>
-      </w:r>
-      <w:r>
-        <w:t xml:space="preserve"> </w:t>
-      </w:r>
-      <w:r>
-        <w:t xml:space="preserve">exactly match the values in your data — spelling and case both count.</w:t>
+        <w:t xml:space="preserve">Before running E1:</w:t>
+      </w:r>
+      <w:r>
+        <w:t xml:space="preserve"> </w:t>
+      </w:r>
+      <w:r>
+        <w:t xml:space="preserve">sketch the faceted mean ± SE plot — two panels, where you</w:t>
+      </w:r>
+      <w:r>
+        <w:t xml:space="preserve"> </w:t>
+      </w:r>
+      <w:r>
+        <w:t xml:space="preserve">think each mean and its error bars sit, which colour goes where. Run the code,</w:t>
+      </w:r>
+      <w:r>
+        <w:t xml:space="preserve"> </w:t>
+      </w:r>
+      <w:r>
+        <w:t xml:space="preserve">then underneath your sketch write 2–3 sentences: were you right about which side</w:t>
+      </w:r>
+      <w:r>
+        <w:t xml:space="preserve"> </w:t>
+      </w:r>
+      <w:r>
+        <w:t xml:space="preserve">has more spread? Did faceting by</w:t>
+      </w:r>
+      <w:r>
+        <w:t xml:space="preserve"> </w:t>
+      </w:r>
+      <w:r>
+        <w:rPr>
+          <w:rStyle w:val="VerbatimChar"/>
+        </w:rPr>
+        <w:t xml:space="preserve">side</w:t>
+      </w:r>
+      <w:r>
+        <w:t xml:space="preserve"> </w:t>
+      </w:r>
+      <w:r>
+        <w:t xml:space="preserve">look as redundant as you expected?</w:t>
+      </w:r>
+    </w:p>
+    <w:bookmarkEnd w:id="31"/>
+    <w:bookmarkStart w:id="32" w:name="X0321e6a84fde2f15068ef44164de81bc0077aed"/>
+    <w:p>
+      <w:pPr>
+        <w:pStyle w:val="Heading2"/>
+      </w:pPr>
+      <w:r>
+        <w:t xml:space="preserve">E3 · Explain it — ✍️ by hand, using YOUR plot (3 pts)</w:t>
       </w:r>
     </w:p>
     <w:p>
@@ -5796,14 +6216,338 @@
         <w:pStyle w:val="Compact"/>
         <w:numPr>
           <w:ilvl w:val="0"/>
-          <w:numId w:val="1010"/>
+          <w:numId w:val="1011"/>
         </w:numPr>
       </w:pPr>
+      <w:r>
+        <w:t xml:space="preserve">Do your sunny and shady error bars overlap? Using their direction and rough</w:t>
+      </w:r>
+      <w:r>
+        <w:t xml:space="preserve"> </w:t>
+      </w:r>
+      <w:r>
+        <w:t xml:space="preserve">size, what does that informally suggest about whether the sides differ in</w:t>
+      </w:r>
+      <w:r>
+        <w:t xml:space="preserve"> </w:t>
+      </w:r>
+      <w:r>
+        <w:rPr>
+          <w:rStyle w:val="VerbatimChar"/>
+        </w:rPr>
+        <w:t xml:space="preserve">width_cm</w:t>
+      </w:r>
+      <w:r>
+        <w:t xml:space="preserve">?</w:t>
+      </w:r>
+    </w:p>
+    <w:p>
+      <w:pPr>
+        <w:pStyle w:val="Compact"/>
+        <w:numPr>
+          <w:ilvl w:val="0"/>
+          <w:numId w:val="1011"/>
+        </w:numPr>
+      </w:pPr>
+      <w:r>
+        <w:t xml:space="preserve">If you had written</w:t>
+      </w:r>
+      <w:r>
+        <w:t xml:space="preserve"> </w:t>
+      </w:r>
+      <w:r>
+        <w:rPr>
+          <w:rStyle w:val="VerbatimChar"/>
+        </w:rPr>
+        <w:t xml:space="preserve">"Shady"</w:t>
+      </w:r>
+      <w:r>
+        <w:t xml:space="preserve"> </w:t>
+      </w:r>
+      <w:r>
+        <w:t xml:space="preserve">instead of</w:t>
+      </w:r>
+      <w:r>
+        <w:t xml:space="preserve"> </w:t>
+      </w:r>
+      <w:r>
+        <w:rPr>
+          <w:rStyle w:val="VerbatimChar"/>
+        </w:rPr>
+        <w:t xml:space="preserve">"shady"</w:t>
+      </w:r>
+      <w:r>
+        <w:t xml:space="preserve"> </w:t>
+      </w:r>
+      <w:r>
+        <w:t xml:space="preserve">inside</w:t>
+      </w:r>
+      <w:r>
+        <w:t xml:space="preserve"> </w:t>
+      </w:r>
+      <w:r>
+        <w:rPr>
+          <w:rStyle w:val="VerbatimChar"/>
+        </w:rPr>
+        <w:t xml:space="preserve">scale_color_manual(values = c(...))</w:t>
+      </w:r>
+      <w:r>
+        <w:t xml:space="preserve">, what would the plot have shown, and</w:t>
+      </w:r>
+      <w:r>
+        <w:t xml:space="preserve"> </w:t>
+      </w:r>
+      <w:r>
+        <w:t xml:space="preserve">why does R treat those as different?</w:t>
+      </w:r>
+    </w:p>
+    <w:p>
+      <w:pPr>
+        <w:pStyle w:val="Compact"/>
+        <w:numPr>
+          <w:ilvl w:val="0"/>
+          <w:numId w:val="1011"/>
+        </w:numPr>
+      </w:pPr>
+      <w:r>
+        <w:t xml:space="preserve">In plain language, what does</w:t>
+      </w:r>
+      <w:r>
+        <w:t xml:space="preserve"> </w:t>
+      </w:r>
+      <w:r>
+        <w:rPr>
+          <w:rStyle w:val="VerbatimChar"/>
+        </w:rPr>
+        <w:t xml:space="preserve">facet_wrap()</w:t>
+      </w:r>
+      <w:r>
+        <w:t xml:space="preserve"> </w:t>
+      </w:r>
+      <w:r>
+        <w:t xml:space="preserve">do to your</w:t>
+      </w:r>
+      <w:r>
+        <w:t xml:space="preserve"> </w:t>
+      </w:r>
       <w:r>
         <w:rPr>
           <w:b/>
           <w:bCs/>
         </w:rPr>
+        <w:t xml:space="preserve">data</w:t>
+      </w:r>
+      <w:r>
+        <w:t xml:space="preserve"> </w:t>
+      </w:r>
+      <w:r>
+        <w:t xml:space="preserve">that</w:t>
+      </w:r>
+      <w:r>
+        <w:t xml:space="preserve"> </w:t>
+      </w:r>
+      <w:r>
+        <w:rPr>
+          <w:rStyle w:val="VerbatimChar"/>
+        </w:rPr>
+        <w:t xml:space="preserve">scale_color_manual()</w:t>
+      </w:r>
+      <w:r>
+        <w:t xml:space="preserve"> </w:t>
+      </w:r>
+      <w:r>
+        <w:t xml:space="preserve">does</w:t>
+      </w:r>
+      <w:r>
+        <w:t xml:space="preserve"> </w:t>
+      </w:r>
+      <w:r>
+        <w:rPr>
+          <w:b/>
+          <w:bCs/>
+        </w:rPr>
+        <w:t xml:space="preserve">not</w:t>
+      </w:r>
+      <w:r>
+        <w:t xml:space="preserve"> </w:t>
+      </w:r>
+      <w:r>
+        <w:t xml:space="preserve">— and why does that distinction matter?</w:t>
+      </w:r>
+    </w:p>
+    <w:p>
+      <w:r>
+        <w:pict>
+          <v:rect style="width:0;height:1.5pt" o:hralign="center" o:hrstd="t" o:hr="t"/>
+        </w:pict>
+      </w:r>
+    </w:p>
+    <w:bookmarkEnd w:id="32"/>
+    <w:bookmarkEnd w:id="33"/>
+    <w:bookmarkStart w:id="35" w:name="getting-unstuck"/>
+    <w:p>
+      <w:pPr>
+        <w:pStyle w:val="Heading1"/>
+      </w:pPr>
+      <w:r>
+        <w:t xml:space="preserve">Getting unstuck</w:t>
+      </w:r>
+    </w:p>
+    <w:p>
+      <w:pPr>
+        <w:pStyle w:val="Compact"/>
+        <w:numPr>
+          <w:ilvl w:val="0"/>
+          <w:numId w:val="1012"/>
+        </w:numPr>
+      </w:pPr>
+      <w:r>
+        <w:rPr>
+          <w:b/>
+          <w:bCs/>
+        </w:rPr>
+        <w:t xml:space="preserve">Read the error message out loud.</w:t>
+      </w:r>
+      <w:r>
+        <w:t xml:space="preserve"> </w:t>
+      </w:r>
+      <w:r>
+        <w:t xml:space="preserve">R usually names the line and the problem.</w:t>
+      </w:r>
+    </w:p>
+    <w:p>
+      <w:pPr>
+        <w:pStyle w:val="Compact"/>
+        <w:numPr>
+          <w:ilvl w:val="0"/>
+          <w:numId w:val="1012"/>
+        </w:numPr>
+      </w:pPr>
+      <w:r>
+        <w:rPr>
+          <w:rStyle w:val="VerbatimChar"/>
+          <w:b/>
+          <w:bCs/>
+        </w:rPr>
+        <w:t xml:space="preserve">%&gt;%</w:t>
+      </w:r>
+      <w:r>
+        <w:rPr>
+          <w:b/>
+          <w:bCs/>
+        </w:rPr>
+        <w:t xml:space="preserve"> </w:t>
+      </w:r>
+      <w:r>
+        <w:rPr>
+          <w:b/>
+          <w:bCs/>
+        </w:rPr>
+        <w:t xml:space="preserve">or</w:t>
+      </w:r>
+      <w:r>
+        <w:rPr>
+          <w:b/>
+          <w:bCs/>
+        </w:rPr>
+        <w:t xml:space="preserve"> </w:t>
+      </w:r>
+      <w:r>
+        <w:rPr>
+          <w:rStyle w:val="VerbatimChar"/>
+          <w:b/>
+          <w:bCs/>
+        </w:rPr>
+        <w:t xml:space="preserve">+</w:t>
+      </w:r>
+      <w:r>
+        <w:rPr>
+          <w:b/>
+          <w:bCs/>
+        </w:rPr>
+        <w:t xml:space="preserve">?</w:t>
+      </w:r>
+      <w:r>
+        <w:t xml:space="preserve"> </w:t>
+      </w:r>
+      <w:r>
+        <w:t xml:space="preserve">Data steps use</w:t>
+      </w:r>
+      <w:r>
+        <w:t xml:space="preserve"> </w:t>
+      </w:r>
+      <w:r>
+        <w:rPr>
+          <w:rStyle w:val="VerbatimChar"/>
+        </w:rPr>
+        <w:t xml:space="preserve">%&gt;%</w:t>
+      </w:r>
+      <w:r>
+        <w:t xml:space="preserve">. Plot layers use</w:t>
+      </w:r>
+      <w:r>
+        <w:t xml:space="preserve"> </w:t>
+      </w:r>
+      <w:r>
+        <w:rPr>
+          <w:rStyle w:val="VerbatimChar"/>
+        </w:rPr>
+        <w:t xml:space="preserve">+</w:t>
+      </w:r>
+      <w:r>
+        <w:t xml:space="preserve">. Mixing them is the #1 ggplot error.</w:t>
+      </w:r>
+    </w:p>
+    <w:p>
+      <w:pPr>
+        <w:pStyle w:val="Compact"/>
+        <w:numPr>
+          <w:ilvl w:val="0"/>
+          <w:numId w:val="1012"/>
+        </w:numPr>
+      </w:pPr>
+      <w:r>
+        <w:rPr>
+          <w:b/>
+          <w:bCs/>
+        </w:rPr>
+        <w:t xml:space="preserve">Color not showing up?</w:t>
+      </w:r>
+      <w:r>
+        <w:t xml:space="preserve"> </w:t>
+      </w:r>
+      <w:r>
+        <w:t xml:space="preserve">Check that the names inside</w:t>
+      </w:r>
+      <w:r>
+        <w:t xml:space="preserve"> </w:t>
+      </w:r>
+      <w:r>
+        <w:rPr>
+          <w:rStyle w:val="VerbatimChar"/>
+        </w:rPr>
+        <w:t xml:space="preserve">scale_*_manual(values = c(...))</w:t>
+      </w:r>
+      <w:r>
+        <w:t xml:space="preserve"> </w:t>
+      </w:r>
+      <w:r>
+        <w:t xml:space="preserve">exactly match the values in your data — spelling and case both count.</w:t>
+      </w:r>
+    </w:p>
+    <w:p>
+      <w:pPr>
+        <w:pStyle w:val="Compact"/>
+        <w:numPr>
+          <w:ilvl w:val="0"/>
+          <w:numId w:val="1012"/>
+        </w:numPr>
+      </w:pPr>
+      <w:r>
+        <w:rPr>
+          <w:b/>
+          <w:bCs/>
+        </w:rPr>
         <w:t xml:space="preserve">Cheat sheets</w:t>
       </w:r>
       <w:r>
@@ -5815,7 +6559,7 @@
       <w:r>
         <w:t xml:space="preserve"> </w:t>
       </w:r>
-      <w:hyperlink r:id="rId27">
+      <w:hyperlink r:id="rId34">
         <w:r>
           <w:rPr>
             <w:rStyle w:val="Hyperlink"/>
@@ -5829,7 +6573,7 @@
         <w:pStyle w:val="Compact"/>
         <w:numPr>
           <w:ilvl w:val="0"/>
-          <w:numId w:val="1010"/>
+          <w:numId w:val="1012"/>
         </w:numPr>
       </w:pPr>
       <w:r>
@@ -5862,7 +6606,7 @@
           <w:i/>
           <w:iCs/>
         </w:rPr>
-        <w:t xml:space="preserve">End of Worksheet 03. Next: Worksheet 04 continues with more geoms,</w:t>
+        <w:t xml:space="preserve">End of the GGplot I worksheet. Next: GGplot II — more geoms,</w:t>
       </w:r>
       <w:r>
         <w:rPr>
@@ -5887,7 +6631,7 @@
         <w:t xml:space="preserve">, and themes.</w:t>
       </w:r>
     </w:p>
-    <w:bookmarkEnd w:id="28"/>
+    <w:bookmarkEnd w:id="35"/>
     <w:sectPr>
       <w:pgSz w:h="15840" w:w="12240"/>
       <w:pgMar w:bottom="1440" w:footer="720" w:gutter="0" w:header="720" w:left="1440" w:right="1440" w:top="1440"/>
@@ -6321,6 +7065,66 @@
     <w:abstractNumId w:val="992"/>
   </w:num>
   <w:num w:numId="1010">
+    <w:abstractNumId w:val="99411"/>
+    <w:lvlOverride w:ilvl="0">
+      <w:startOverride w:val="1"/>
+    </w:lvlOverride>
+    <w:lvlOverride w:ilvl="1">
+      <w:startOverride w:val="1"/>
+    </w:lvlOverride>
+    <w:lvlOverride w:ilvl="2">
+      <w:startOverride w:val="1"/>
+    </w:lvlOverride>
+    <w:lvlOverride w:ilvl="3">
+      <w:startOverride w:val="1"/>
+    </w:lvlOverride>
+    <w:lvlOverride w:ilvl="4">
+      <w:startOverride w:val="1"/>
+    </w:lvlOverride>
+    <w:lvlOverride w:ilvl="5">
+      <w:startOverride w:val="1"/>
+    </w:lvlOverride>
+    <w:lvlOverride w:ilvl="6">
+      <w:startOverride w:val="1"/>
+    </w:lvlOverride>
+    <w:lvlOverride w:ilvl="7">
+      <w:startOverride w:val="1"/>
+    </w:lvlOverride>
+    <w:lvlOverride w:ilvl="8">
+      <w:startOverride w:val="1"/>
+    </w:lvlOverride>
+  </w:num>
+  <w:num w:numId="1011">
+    <w:abstractNumId w:val="99411"/>
+    <w:lvlOverride w:ilvl="0">
+      <w:startOverride w:val="1"/>
+    </w:lvlOverride>
+    <w:lvlOverride w:ilvl="1">
+      <w:startOverride w:val="1"/>
+    </w:lvlOverride>
+    <w:lvlOverride w:ilvl="2">
+      <w:startOverride w:val="1"/>
+    </w:lvlOverride>
+    <w:lvlOverride w:ilvl="3">
+      <w:startOverride w:val="1"/>
+    </w:lvlOverride>
+    <w:lvlOverride w:ilvl="4">
+      <w:startOverride w:val="1"/>
+    </w:lvlOverride>
+    <w:lvlOverride w:ilvl="5">
+      <w:startOverride w:val="1"/>
+    </w:lvlOverride>
+    <w:lvlOverride w:ilvl="6">
+      <w:startOverride w:val="1"/>
+    </w:lvlOverride>
+    <w:lvlOverride w:ilvl="7">
+      <w:startOverride w:val="1"/>
+    </w:lvlOverride>
+    <w:lvlOverride w:ilvl="8">
+      <w:startOverride w:val="1"/>
+    </w:lvlOverride>
+  </w:num>
+  <w:num w:numId="1012">
     <w:abstractNumId w:val="99411"/>
     <w:lvlOverride w:ilvl="0">
       <w:startOverride w:val="1"/>

--- a/docs/content/ggplot_1/ggplot_1_activity.docx
+++ b/docs/content/ggplot_1/ggplot_1_activity.docx
@@ -31,7 +31,7 @@
         <w:pStyle w:val="Date"/>
       </w:pPr>
       <w:r>
-        <w:t xml:space="preserve">2026-08-27</w:t>
+        <w:t xml:space="preserve">2026-09-01</w:t>
       </w:r>
     </w:p>
     <w:bookmarkStart w:id="13" w:name="grouped-summaries-and-facets"/>

--- a/docs/content/ggplot_1/ggplot_1_activity.docx
+++ b/docs/content/ggplot_1/ggplot_1_activity.docx
@@ -31,7 +31,7 @@
         <w:pStyle w:val="Date"/>
       </w:pPr>
       <w:r>
-        <w:t xml:space="preserve">2026-09-01</w:t>
+        <w:t xml:space="preserve">2026-09-03</w:t>
       </w:r>
     </w:p>
     <w:bookmarkStart w:id="13" w:name="grouped-summaries-and-facets"/>

--- a/docs/content/ggplot_1/ggplot_1_activity.docx
+++ b/docs/content/ggplot_1/ggplot_1_activity.docx
@@ -7907,8 +7907,8 @@
       <w:rFonts w:asciiTheme="majorHAnsi" w:cstheme="majorBidi" w:eastAsiaTheme="majorEastAsia" w:hAnsiTheme="majorHAnsi"/>
       <w:spacing w:val="-10"/>
       <w:kern w:val="28"/>
-      <w:sz w:val="56"/>
-      <w:szCs w:val="56"/>
+      <w:sz w:val="40"/>
+      <w:szCs w:val="40"/>
     </w:rPr>
   </w:style>
   <w:style w:customStyle="1" w:styleId="TitleChar" w:type="character">
@@ -7921,8 +7921,8 @@
       <w:rFonts w:asciiTheme="majorHAnsi" w:cstheme="majorBidi" w:eastAsiaTheme="majorEastAsia" w:hAnsiTheme="majorHAnsi"/>
       <w:spacing w:val="-10"/>
       <w:kern w:val="28"/>
-      <w:sz w:val="56"/>
-      <w:szCs w:val="56"/>
+      <w:sz w:val="40"/>
+      <w:szCs w:val="40"/>
     </w:rPr>
   </w:style>
   <w:style w:styleId="Subtitle" w:type="paragraph">

--- a/docs/content/ggplot_1/ggplot_1_activity.docx
+++ b/docs/content/ggplot_1/ggplot_1_activity.docx
@@ -31,7 +31,7 @@
         <w:pStyle w:val="Date"/>
       </w:pPr>
       <w:r>
-        <w:t xml:space="preserve">2026-09-03</w:t>
+        <w:t xml:space="preserve">2026-09-04</w:t>
       </w:r>
     </w:p>
     <w:bookmarkStart w:id="13" w:name="grouped-summaries-and-facets"/>
